--- a/assets/Bryan-Wudarsky-Resume.docx
+++ b/assets/Bryan-Wudarsky-Resume.docx
@@ -41,7 +41,7 @@
           <w:color w:val="5A6461"/>
           <w:sz w:val="19"/>
         </w:rPr>
-        <w:t>Tampa, FL  ·  (813) 997-0680  ·  bryanwudarsky@gmail.com  ·  linkedin.com/in/bryanwudarsky  ·  bryanwudarsky-lab.github.io</w:t>
+        <w:t>Tampa, FL  ·  bryanwudarsky@gmail.com  ·  linkedin.com/in/bryanwudarsky  ·  bryanwudarsky-lab.github.io</w:t>
       </w:r>
     </w:p>
     <w:p>
